--- a/30-03-2026/Software Requirement Specification.docx
+++ b/30-03-2026/Software Requirement Specification.docx
@@ -265,270 +265,6 @@
     <w:p>
       <w:pPr>
         <w:jc w:val="right"/>
-        <w:rPr>
-          <w:rFonts w:ascii="Times New Roman" w:hAnsi="Times New Roman" w:cs="Times New Roman"/>
-          <w:b/>
-          <w:sz w:val="32"/>
-          <w:szCs w:val="32"/>
-          <w:lang w:val="en-US"/>
-        </w:rPr>
-      </w:pPr>
-    </w:p>
-    <w:p>
-      <w:pPr>
-        <w:jc w:val="right"/>
-        <w:rPr>
-          <w:rFonts w:ascii="Times New Roman" w:hAnsi="Times New Roman" w:cs="Times New Roman"/>
-          <w:b/>
-          <w:sz w:val="32"/>
-          <w:szCs w:val="32"/>
-          <w:lang w:val="en-US"/>
-        </w:rPr>
-      </w:pPr>
-    </w:p>
-    <w:p>
-      <w:pPr>
-        <w:rPr>
-          <w:rFonts w:ascii="Times New Roman" w:hAnsi="Times New Roman" w:cs="Times New Roman"/>
-          <w:b/>
-          <w:sz w:val="28"/>
-          <w:szCs w:val="28"/>
-          <w:lang w:val="en-US"/>
-        </w:rPr>
-      </w:pPr>
-      <w:r>
-        <w:rPr>
-          <w:rFonts w:ascii="Times New Roman" w:hAnsi="Times New Roman" w:cs="Times New Roman"/>
-          <w:b/>
-          <w:sz w:val="28"/>
-          <w:szCs w:val="28"/>
-          <w:lang w:val="en-US"/>
-        </w:rPr>
-        <w:lastRenderedPageBreak/>
-        <w:t>Table of Content</w:t>
-      </w:r>
-      <w:r>
-        <w:rPr>
-          <w:rFonts w:ascii="Times New Roman" w:hAnsi="Times New Roman" w:cs="Times New Roman"/>
-          <w:b/>
-          <w:sz w:val="28"/>
-          <w:szCs w:val="28"/>
-          <w:lang w:val="en-US"/>
-        </w:rPr>
-        <w:t>s</w:t>
-      </w:r>
-    </w:p>
-    <w:p>
-      <w:pPr>
-        <w:rPr>
-          <w:rFonts w:ascii="Times New Roman" w:hAnsi="Times New Roman" w:cs="Times New Roman"/>
-          <w:b/>
-          <w:sz w:val="32"/>
-          <w:szCs w:val="32"/>
-          <w:lang w:val="en-US"/>
-        </w:rPr>
-      </w:pPr>
-    </w:p>
-    <w:p>
-      <w:pPr>
-        <w:rPr>
-          <w:rFonts w:ascii="Times New Roman" w:hAnsi="Times New Roman" w:cs="Times New Roman"/>
-          <w:b/>
-          <w:sz w:val="32"/>
-          <w:szCs w:val="32"/>
-          <w:lang w:val="en-US"/>
-        </w:rPr>
-      </w:pPr>
-    </w:p>
-    <w:p>
-      <w:pPr>
-        <w:rPr>
-          <w:rFonts w:ascii="Times New Roman" w:hAnsi="Times New Roman" w:cs="Times New Roman"/>
-          <w:b/>
-          <w:sz w:val="32"/>
-          <w:szCs w:val="32"/>
-          <w:lang w:val="en-US"/>
-        </w:rPr>
-      </w:pPr>
-    </w:p>
-    <w:p>
-      <w:pPr>
-        <w:rPr>
-          <w:rFonts w:ascii="Times New Roman" w:hAnsi="Times New Roman" w:cs="Times New Roman"/>
-          <w:b/>
-          <w:sz w:val="32"/>
-          <w:szCs w:val="32"/>
-          <w:lang w:val="en-US"/>
-        </w:rPr>
-      </w:pPr>
-    </w:p>
-    <w:p>
-      <w:pPr>
-        <w:rPr>
-          <w:rFonts w:ascii="Times New Roman" w:hAnsi="Times New Roman" w:cs="Times New Roman"/>
-          <w:b/>
-          <w:sz w:val="32"/>
-          <w:szCs w:val="32"/>
-          <w:lang w:val="en-US"/>
-        </w:rPr>
-      </w:pPr>
-    </w:p>
-    <w:p>
-      <w:pPr>
-        <w:rPr>
-          <w:rFonts w:ascii="Times New Roman" w:hAnsi="Times New Roman" w:cs="Times New Roman"/>
-          <w:b/>
-          <w:sz w:val="32"/>
-          <w:szCs w:val="32"/>
-          <w:lang w:val="en-US"/>
-        </w:rPr>
-      </w:pPr>
-    </w:p>
-    <w:p>
-      <w:pPr>
-        <w:rPr>
-          <w:rFonts w:ascii="Times New Roman" w:hAnsi="Times New Roman" w:cs="Times New Roman"/>
-          <w:b/>
-          <w:sz w:val="32"/>
-          <w:szCs w:val="32"/>
-          <w:lang w:val="en-US"/>
-        </w:rPr>
-      </w:pPr>
-    </w:p>
-    <w:p>
-      <w:pPr>
-        <w:rPr>
-          <w:rFonts w:ascii="Times New Roman" w:hAnsi="Times New Roman" w:cs="Times New Roman"/>
-          <w:b/>
-          <w:sz w:val="32"/>
-          <w:szCs w:val="32"/>
-          <w:lang w:val="en-US"/>
-        </w:rPr>
-      </w:pPr>
-    </w:p>
-    <w:p>
-      <w:pPr>
-        <w:rPr>
-          <w:rFonts w:ascii="Times New Roman" w:hAnsi="Times New Roman" w:cs="Times New Roman"/>
-          <w:b/>
-          <w:sz w:val="32"/>
-          <w:szCs w:val="32"/>
-          <w:lang w:val="en-US"/>
-        </w:rPr>
-      </w:pPr>
-    </w:p>
-    <w:p>
-      <w:pPr>
-        <w:rPr>
-          <w:rFonts w:ascii="Times New Roman" w:hAnsi="Times New Roman" w:cs="Times New Roman"/>
-          <w:b/>
-          <w:sz w:val="32"/>
-          <w:szCs w:val="32"/>
-          <w:lang w:val="en-US"/>
-        </w:rPr>
-      </w:pPr>
-    </w:p>
-    <w:p>
-      <w:pPr>
-        <w:rPr>
-          <w:rFonts w:ascii="Times New Roman" w:hAnsi="Times New Roman" w:cs="Times New Roman"/>
-          <w:b/>
-          <w:sz w:val="32"/>
-          <w:szCs w:val="32"/>
-          <w:lang w:val="en-US"/>
-        </w:rPr>
-      </w:pPr>
-    </w:p>
-    <w:p>
-      <w:pPr>
-        <w:rPr>
-          <w:rFonts w:ascii="Times New Roman" w:hAnsi="Times New Roman" w:cs="Times New Roman"/>
-          <w:b/>
-          <w:sz w:val="32"/>
-          <w:szCs w:val="32"/>
-          <w:lang w:val="en-US"/>
-        </w:rPr>
-      </w:pPr>
-    </w:p>
-    <w:p>
-      <w:pPr>
-        <w:rPr>
-          <w:rFonts w:ascii="Times New Roman" w:hAnsi="Times New Roman" w:cs="Times New Roman"/>
-          <w:b/>
-          <w:sz w:val="32"/>
-          <w:szCs w:val="32"/>
-          <w:lang w:val="en-US"/>
-        </w:rPr>
-      </w:pPr>
-    </w:p>
-    <w:p>
-      <w:pPr>
-        <w:rPr>
-          <w:rFonts w:ascii="Times New Roman" w:hAnsi="Times New Roman" w:cs="Times New Roman"/>
-          <w:b/>
-          <w:sz w:val="32"/>
-          <w:szCs w:val="32"/>
-          <w:lang w:val="en-US"/>
-        </w:rPr>
-      </w:pPr>
-    </w:p>
-    <w:p>
-      <w:pPr>
-        <w:rPr>
-          <w:rFonts w:ascii="Times New Roman" w:hAnsi="Times New Roman" w:cs="Times New Roman"/>
-          <w:b/>
-          <w:sz w:val="32"/>
-          <w:szCs w:val="32"/>
-          <w:lang w:val="en-US"/>
-        </w:rPr>
-      </w:pPr>
-    </w:p>
-    <w:p>
-      <w:pPr>
-        <w:rPr>
-          <w:rFonts w:ascii="Times New Roman" w:hAnsi="Times New Roman" w:cs="Times New Roman"/>
-          <w:b/>
-          <w:sz w:val="32"/>
-          <w:szCs w:val="32"/>
-          <w:lang w:val="en-US"/>
-        </w:rPr>
-      </w:pPr>
-    </w:p>
-    <w:p>
-      <w:pPr>
-        <w:rPr>
-          <w:rFonts w:ascii="Times New Roman" w:hAnsi="Times New Roman" w:cs="Times New Roman"/>
-          <w:b/>
-          <w:sz w:val="32"/>
-          <w:szCs w:val="32"/>
-          <w:lang w:val="en-US"/>
-        </w:rPr>
-      </w:pPr>
-    </w:p>
-    <w:p>
-      <w:pPr>
-        <w:rPr>
-          <w:rFonts w:ascii="Times New Roman" w:hAnsi="Times New Roman" w:cs="Times New Roman"/>
-          <w:b/>
-          <w:sz w:val="32"/>
-          <w:szCs w:val="32"/>
-          <w:lang w:val="en-US"/>
-        </w:rPr>
-      </w:pPr>
-    </w:p>
-    <w:p>
-      <w:pPr>
-        <w:rPr>
-          <w:rFonts w:ascii="Times New Roman" w:hAnsi="Times New Roman" w:cs="Times New Roman"/>
-          <w:b/>
-          <w:sz w:val="32"/>
-          <w:szCs w:val="32"/>
-          <w:lang w:val="en-US"/>
-        </w:rPr>
-      </w:pPr>
-    </w:p>
-    <w:p>
-      <w:pPr>
         <w:rPr>
           <w:rFonts w:ascii="Times New Roman" w:hAnsi="Times New Roman" w:cs="Times New Roman"/>
           <w:b/>
@@ -578,182 +314,95 @@
     </w:p>
     <w:p>
       <w:pPr>
-        <w:pStyle w:val="ListParagraph"/>
-        <w:numPr>
-          <w:ilvl w:val="1"/>
-          <w:numId w:val="2"/>
-        </w:numPr>
-        <w:rPr>
-          <w:rFonts w:ascii="Times New Roman" w:hAnsi="Times New Roman" w:cs="Times New Roman"/>
-          <w:b/>
-          <w:sz w:val="28"/>
-          <w:szCs w:val="28"/>
-          <w:lang w:val="en-US"/>
-        </w:rPr>
-      </w:pPr>
-      <w:r>
-        <w:rPr>
-          <w:rFonts w:ascii="Times New Roman" w:hAnsi="Times New Roman" w:cs="Times New Roman"/>
-          <w:b/>
-          <w:sz w:val="28"/>
-          <w:szCs w:val="28"/>
-          <w:lang w:val="en-US"/>
-        </w:rPr>
-        <w:t>Purpose</w:t>
-      </w:r>
-    </w:p>
-    <w:p>
-      <w:pPr>
-        <w:ind w:firstLine="432"/>
-        <w:rPr>
-          <w:rFonts w:ascii="Times New Roman" w:hAnsi="Times New Roman" w:cs="Times New Roman"/>
-          <w:sz w:val="24"/>
-          <w:szCs w:val="24"/>
-          <w:lang w:val="en-US"/>
-        </w:rPr>
-      </w:pPr>
-      <w:r>
-        <w:rPr>
-          <w:rFonts w:ascii="Times New Roman" w:hAnsi="Times New Roman" w:cs="Times New Roman"/>
-          <w:sz w:val="24"/>
-          <w:szCs w:val="24"/>
-          <w:lang w:val="en-US"/>
-        </w:rPr>
-        <w:t xml:space="preserve">The main purpose of the document is to provide a better understanding of the project </w:t>
-      </w:r>
-      <w:r>
-        <w:rPr>
-          <w:rFonts w:ascii="Times New Roman" w:hAnsi="Times New Roman" w:cs="Times New Roman"/>
-          <w:sz w:val="24"/>
-          <w:szCs w:val="24"/>
-          <w:lang w:val="en-US"/>
-        </w:rPr>
-        <w:t xml:space="preserve">Tamil Nadu </w:t>
-      </w:r>
-      <w:bookmarkStart w:id="0" w:name="_GoBack"/>
-      <w:bookmarkEnd w:id="0"/>
-      <w:r>
-        <w:rPr>
-          <w:rFonts w:ascii="Times New Roman" w:hAnsi="Times New Roman" w:cs="Times New Roman"/>
-          <w:sz w:val="24"/>
-          <w:szCs w:val="24"/>
-          <w:lang w:val="en-US"/>
-        </w:rPr>
-        <w:t>Election Dashboard</w:t>
-      </w:r>
-      <w:r>
-        <w:rPr>
-          <w:rFonts w:ascii="Times New Roman" w:hAnsi="Times New Roman" w:cs="Times New Roman"/>
-          <w:sz w:val="24"/>
-          <w:szCs w:val="24"/>
-          <w:lang w:val="en-US"/>
-        </w:rPr>
-        <w:t>.</w:t>
-      </w:r>
-    </w:p>
-    <w:p>
-      <w:pPr>
-        <w:pStyle w:val="ListParagraph"/>
-        <w:numPr>
-          <w:ilvl w:val="1"/>
-          <w:numId w:val="2"/>
-        </w:numPr>
-        <w:rPr>
-          <w:rFonts w:ascii="Times New Roman" w:hAnsi="Times New Roman" w:cs="Times New Roman"/>
-          <w:b/>
-          <w:sz w:val="28"/>
-          <w:szCs w:val="28"/>
-          <w:lang w:val="en-US"/>
-        </w:rPr>
-      </w:pPr>
-      <w:r>
-        <w:rPr>
-          <w:rFonts w:ascii="Times New Roman" w:hAnsi="Times New Roman" w:cs="Times New Roman"/>
-          <w:b/>
-          <w:sz w:val="28"/>
-          <w:szCs w:val="28"/>
-          <w:lang w:val="en-US"/>
-        </w:rPr>
-        <w:t>Scope</w:t>
-      </w:r>
-    </w:p>
-    <w:p>
-      <w:pPr>
-        <w:pStyle w:val="ListParagraph"/>
-        <w:numPr>
-          <w:ilvl w:val="1"/>
-          <w:numId w:val="2"/>
-        </w:numPr>
-        <w:rPr>
-          <w:rFonts w:ascii="Times New Roman" w:hAnsi="Times New Roman" w:cs="Times New Roman"/>
-          <w:b/>
-          <w:sz w:val="28"/>
-          <w:szCs w:val="28"/>
-          <w:lang w:val="en-US"/>
-        </w:rPr>
-      </w:pPr>
-      <w:r>
-        <w:rPr>
-          <w:rFonts w:ascii="Times New Roman" w:hAnsi="Times New Roman" w:cs="Times New Roman"/>
-          <w:b/>
-          <w:sz w:val="28"/>
-          <w:szCs w:val="28"/>
-          <w:lang w:val="en-US"/>
-        </w:rPr>
-        <w:t>Product perspective</w:t>
-      </w:r>
-    </w:p>
-    <w:p>
-      <w:pPr>
-        <w:pStyle w:val="ListParagraph"/>
-        <w:numPr>
-          <w:ilvl w:val="1"/>
-          <w:numId w:val="2"/>
-        </w:numPr>
-        <w:rPr>
-          <w:rFonts w:ascii="Times New Roman" w:hAnsi="Times New Roman" w:cs="Times New Roman"/>
-          <w:b/>
-          <w:sz w:val="28"/>
-          <w:szCs w:val="28"/>
-          <w:lang w:val="en-US"/>
-        </w:rPr>
-      </w:pPr>
-      <w:r>
-        <w:rPr>
-          <w:rFonts w:ascii="Times New Roman" w:hAnsi="Times New Roman" w:cs="Times New Roman"/>
-          <w:b/>
-          <w:sz w:val="28"/>
-          <w:szCs w:val="28"/>
-          <w:lang w:val="en-US"/>
-        </w:rPr>
-        <w:t>Product function</w:t>
-      </w:r>
-    </w:p>
-    <w:p>
-      <w:pPr>
-        <w:pStyle w:val="ListParagraph"/>
-        <w:numPr>
-          <w:ilvl w:val="1"/>
-          <w:numId w:val="2"/>
-        </w:numPr>
-        <w:rPr>
-          <w:rFonts w:ascii="Times New Roman" w:hAnsi="Times New Roman" w:cs="Times New Roman"/>
-          <w:b/>
-          <w:sz w:val="28"/>
-          <w:szCs w:val="28"/>
-          <w:lang w:val="en-US"/>
-        </w:rPr>
-      </w:pPr>
-      <w:r>
-        <w:rPr>
-          <w:rFonts w:ascii="Times New Roman" w:hAnsi="Times New Roman" w:cs="Times New Roman"/>
-          <w:b/>
-          <w:sz w:val="28"/>
-          <w:szCs w:val="28"/>
-          <w:lang w:val="en-US"/>
-        </w:rPr>
-        <w:t>User characteristics</w:t>
-      </w:r>
+        <w:ind w:left="360"/>
+        <w:jc w:val="both"/>
+        <w:rPr>
+          <w:rFonts w:ascii="Times New Roman" w:hAnsi="Times New Roman" w:cs="Times New Roman"/>
+          <w:sz w:val="24"/>
+          <w:szCs w:val="24"/>
+          <w:lang w:val="en-US"/>
+        </w:rPr>
+      </w:pPr>
+      <w:r>
+        <w:rPr>
+          <w:rFonts w:ascii="Times New Roman" w:hAnsi="Times New Roman" w:cs="Times New Roman"/>
+          <w:sz w:val="24"/>
+          <w:szCs w:val="24"/>
+          <w:lang w:val="en-US"/>
+        </w:rPr>
+        <w:t>Elections are held approximately every five years in all states of India to elect members of the Legislative Assembly. For the 2026 State Assembly Election, the voting date has been announced as 23rd April, and the vote counting</w:t>
+      </w:r>
+      <w:r>
+        <w:rPr>
+          <w:rFonts w:ascii="Times New Roman" w:hAnsi="Times New Roman" w:cs="Times New Roman"/>
+          <w:sz w:val="24"/>
+          <w:szCs w:val="24"/>
+          <w:lang w:val="en-US"/>
+        </w:rPr>
+        <w:t xml:space="preserve"> date is scheduled for 4th May.</w:t>
+      </w:r>
+    </w:p>
+    <w:p>
+      <w:pPr>
+        <w:ind w:left="360"/>
+        <w:jc w:val="both"/>
+        <w:rPr>
+          <w:rFonts w:ascii="Times New Roman" w:hAnsi="Times New Roman" w:cs="Times New Roman"/>
+          <w:sz w:val="24"/>
+          <w:szCs w:val="24"/>
+          <w:lang w:val="en-US"/>
+        </w:rPr>
+      </w:pPr>
+      <w:r>
+        <w:rPr>
+          <w:rFonts w:ascii="Times New Roman" w:hAnsi="Times New Roman" w:cs="Times New Roman"/>
+          <w:sz w:val="24"/>
+          <w:szCs w:val="24"/>
+          <w:lang w:val="en-US"/>
+        </w:rPr>
+        <w:t>To track real-time vote counts for each candidate, people often rely on news channels for updates. However, it can be time-consuming to follow updates across all 234 constituencies. Only a small number of people visit the official website of the Election Commission of India to access det</w:t>
+      </w:r>
+      <w:r>
+        <w:rPr>
+          <w:rFonts w:ascii="Times New Roman" w:hAnsi="Times New Roman" w:cs="Times New Roman"/>
+          <w:sz w:val="24"/>
+          <w:szCs w:val="24"/>
+          <w:lang w:val="en-US"/>
+        </w:rPr>
+        <w:t>ailed and accurate information.</w:t>
+      </w:r>
+    </w:p>
+    <w:p>
+      <w:pPr>
+        <w:ind w:left="360"/>
+        <w:jc w:val="both"/>
+        <w:rPr>
+          <w:rFonts w:ascii="Times New Roman" w:hAnsi="Times New Roman" w:cs="Times New Roman"/>
+          <w:sz w:val="24"/>
+          <w:szCs w:val="24"/>
+          <w:lang w:val="en-US"/>
+        </w:rPr>
+      </w:pPr>
+      <w:r>
+        <w:rPr>
+          <w:rFonts w:ascii="Times New Roman" w:hAnsi="Times New Roman" w:cs="Times New Roman"/>
+          <w:sz w:val="24"/>
+          <w:szCs w:val="24"/>
+          <w:lang w:val="en-US"/>
+        </w:rPr>
+        <w:t>The goal of this project is to develop an Election Commission Dashboard that provides real-time voting data for all candidates across constituencies. The dashboard will also allow users to filter results based on candidates’ political parties, making it easier to analyze and understand election outcomes efficiently.</w:t>
+      </w:r>
+    </w:p>
+    <w:p>
+      <w:pPr>
+        <w:ind w:left="360"/>
+        <w:rPr>
+          <w:rFonts w:ascii="Times New Roman" w:hAnsi="Times New Roman" w:cs="Times New Roman"/>
+          <w:sz w:val="24"/>
+          <w:szCs w:val="24"/>
+          <w:lang w:val="en-US"/>
+        </w:rPr>
+      </w:pPr>
     </w:p>
     <w:p>
       <w:pPr>
@@ -778,30 +427,742 @@
           <w:szCs w:val="28"/>
           <w:lang w:val="en-US"/>
         </w:rPr>
-        <w:t>Requirements</w:t>
-      </w:r>
-    </w:p>
-    <w:p>
-      <w:pPr>
-        <w:rPr>
-          <w:rFonts w:ascii="Times New Roman" w:hAnsi="Times New Roman" w:cs="Times New Roman"/>
-          <w:b/>
-          <w:sz w:val="36"/>
-          <w:szCs w:val="32"/>
-          <w:lang w:val="en-US"/>
-        </w:rPr>
-      </w:pPr>
-    </w:p>
-    <w:p>
-      <w:pPr>
-        <w:rPr>
-          <w:rFonts w:ascii="Times New Roman" w:hAnsi="Times New Roman" w:cs="Times New Roman"/>
-          <w:b/>
-          <w:sz w:val="36"/>
-          <w:szCs w:val="32"/>
-          <w:lang w:val="en-US"/>
-        </w:rPr>
-      </w:pPr>
+        <w:t>User Stories</w:t>
+      </w:r>
+    </w:p>
+    <w:p>
+      <w:pPr>
+        <w:spacing w:before="100" w:beforeAutospacing="1" w:after="100" w:afterAutospacing="1" w:line="240" w:lineRule="auto"/>
+        <w:ind w:left="360"/>
+        <w:rPr>
+          <w:rFonts w:ascii="Times New Roman" w:eastAsia="Times New Roman" w:hAnsi="Times New Roman" w:cs="Times New Roman"/>
+          <w:sz w:val="24"/>
+          <w:szCs w:val="24"/>
+          <w:lang w:eastAsia="en-IN"/>
+        </w:rPr>
+      </w:pPr>
+      <w:r>
+        <w:rPr>
+          <w:rFonts w:ascii="Times New Roman" w:eastAsia="Times New Roman" w:hAnsi="Times New Roman" w:cs="Times New Roman"/>
+          <w:sz w:val="24"/>
+          <w:szCs w:val="24"/>
+          <w:lang w:eastAsia="en-IN"/>
+        </w:rPr>
+        <w:t>The user stories describe how different users will interact with the system and what they expect from it:</w:t>
+      </w:r>
+    </w:p>
+    <w:p>
+      <w:pPr>
+        <w:numPr>
+          <w:ilvl w:val="0"/>
+          <w:numId w:val="3"/>
+        </w:numPr>
+        <w:spacing w:before="100" w:beforeAutospacing="1" w:after="100" w:afterAutospacing="1" w:line="240" w:lineRule="auto"/>
+        <w:rPr>
+          <w:rFonts w:ascii="Times New Roman" w:eastAsia="Times New Roman" w:hAnsi="Times New Roman" w:cs="Times New Roman"/>
+          <w:sz w:val="24"/>
+          <w:szCs w:val="24"/>
+          <w:lang w:eastAsia="en-IN"/>
+        </w:rPr>
+      </w:pPr>
+      <w:r>
+        <w:rPr>
+          <w:rFonts w:ascii="Times New Roman" w:eastAsia="Times New Roman" w:hAnsi="Times New Roman" w:cs="Times New Roman"/>
+          <w:sz w:val="24"/>
+          <w:szCs w:val="24"/>
+          <w:lang w:eastAsia="en-IN"/>
+        </w:rPr>
+        <w:t xml:space="preserve">As a </w:t>
+      </w:r>
+      <w:r>
+        <w:rPr>
+          <w:rFonts w:ascii="Times New Roman" w:eastAsia="Times New Roman" w:hAnsi="Times New Roman" w:cs="Times New Roman"/>
+          <w:b/>
+          <w:bCs/>
+          <w:sz w:val="24"/>
+          <w:szCs w:val="24"/>
+          <w:lang w:eastAsia="en-IN"/>
+        </w:rPr>
+        <w:t>user</w:t>
+      </w:r>
+      <w:r>
+        <w:rPr>
+          <w:rFonts w:ascii="Times New Roman" w:eastAsia="Times New Roman" w:hAnsi="Times New Roman" w:cs="Times New Roman"/>
+          <w:sz w:val="24"/>
+          <w:szCs w:val="24"/>
+          <w:lang w:eastAsia="en-IN"/>
+        </w:rPr>
+        <w:t xml:space="preserve">, I want to view real-time election results so that I can stay updated with the latest vote counts. </w:t>
+      </w:r>
+    </w:p>
+    <w:p>
+      <w:pPr>
+        <w:numPr>
+          <w:ilvl w:val="0"/>
+          <w:numId w:val="3"/>
+        </w:numPr>
+        <w:spacing w:before="100" w:beforeAutospacing="1" w:after="100" w:afterAutospacing="1" w:line="240" w:lineRule="auto"/>
+        <w:rPr>
+          <w:rFonts w:ascii="Times New Roman" w:eastAsia="Times New Roman" w:hAnsi="Times New Roman" w:cs="Times New Roman"/>
+          <w:sz w:val="24"/>
+          <w:szCs w:val="24"/>
+          <w:lang w:eastAsia="en-IN"/>
+        </w:rPr>
+      </w:pPr>
+      <w:r>
+        <w:rPr>
+          <w:rFonts w:ascii="Times New Roman" w:eastAsia="Times New Roman" w:hAnsi="Times New Roman" w:cs="Times New Roman"/>
+          <w:sz w:val="24"/>
+          <w:szCs w:val="24"/>
+          <w:lang w:eastAsia="en-IN"/>
+        </w:rPr>
+        <w:t xml:space="preserve">As a </w:t>
+      </w:r>
+      <w:r>
+        <w:rPr>
+          <w:rFonts w:ascii="Times New Roman" w:eastAsia="Times New Roman" w:hAnsi="Times New Roman" w:cs="Times New Roman"/>
+          <w:b/>
+          <w:bCs/>
+          <w:sz w:val="24"/>
+          <w:szCs w:val="24"/>
+          <w:lang w:eastAsia="en-IN"/>
+        </w:rPr>
+        <w:t>user</w:t>
+      </w:r>
+      <w:r>
+        <w:rPr>
+          <w:rFonts w:ascii="Times New Roman" w:eastAsia="Times New Roman" w:hAnsi="Times New Roman" w:cs="Times New Roman"/>
+          <w:sz w:val="24"/>
+          <w:szCs w:val="24"/>
+          <w:lang w:eastAsia="en-IN"/>
+        </w:rPr>
+        <w:t xml:space="preserve">, I want to see results for all 234 constituencies in one place for easy access. </w:t>
+      </w:r>
+    </w:p>
+    <w:p>
+      <w:pPr>
+        <w:numPr>
+          <w:ilvl w:val="0"/>
+          <w:numId w:val="3"/>
+        </w:numPr>
+        <w:spacing w:before="100" w:beforeAutospacing="1" w:after="100" w:afterAutospacing="1" w:line="240" w:lineRule="auto"/>
+        <w:rPr>
+          <w:rFonts w:ascii="Times New Roman" w:eastAsia="Times New Roman" w:hAnsi="Times New Roman" w:cs="Times New Roman"/>
+          <w:sz w:val="24"/>
+          <w:szCs w:val="24"/>
+          <w:lang w:eastAsia="en-IN"/>
+        </w:rPr>
+      </w:pPr>
+      <w:r>
+        <w:rPr>
+          <w:rFonts w:ascii="Times New Roman" w:eastAsia="Times New Roman" w:hAnsi="Times New Roman" w:cs="Times New Roman"/>
+          <w:sz w:val="24"/>
+          <w:szCs w:val="24"/>
+          <w:lang w:eastAsia="en-IN"/>
+        </w:rPr>
+        <w:t xml:space="preserve">As a </w:t>
+      </w:r>
+      <w:r>
+        <w:rPr>
+          <w:rFonts w:ascii="Times New Roman" w:eastAsia="Times New Roman" w:hAnsi="Times New Roman" w:cs="Times New Roman"/>
+          <w:b/>
+          <w:bCs/>
+          <w:sz w:val="24"/>
+          <w:szCs w:val="24"/>
+          <w:lang w:eastAsia="en-IN"/>
+        </w:rPr>
+        <w:t>user</w:t>
+      </w:r>
+      <w:r>
+        <w:rPr>
+          <w:rFonts w:ascii="Times New Roman" w:eastAsia="Times New Roman" w:hAnsi="Times New Roman" w:cs="Times New Roman"/>
+          <w:sz w:val="24"/>
+          <w:szCs w:val="24"/>
+          <w:lang w:eastAsia="en-IN"/>
+        </w:rPr>
+        <w:t>, I want to filter candidates based on their p</w:t>
+      </w:r>
+      <w:r>
+        <w:rPr>
+          <w:rFonts w:ascii="Times New Roman" w:eastAsia="Times New Roman" w:hAnsi="Times New Roman" w:cs="Times New Roman"/>
+          <w:sz w:val="24"/>
+          <w:szCs w:val="24"/>
+          <w:lang w:eastAsia="en-IN"/>
+        </w:rPr>
+        <w:t>olitical party to quickly analys</w:t>
+      </w:r>
+      <w:r>
+        <w:rPr>
+          <w:rFonts w:ascii="Times New Roman" w:eastAsia="Times New Roman" w:hAnsi="Times New Roman" w:cs="Times New Roman"/>
+          <w:sz w:val="24"/>
+          <w:szCs w:val="24"/>
+          <w:lang w:eastAsia="en-IN"/>
+        </w:rPr>
+        <w:t xml:space="preserve">e party-wise performance. </w:t>
+      </w:r>
+    </w:p>
+    <w:p>
+      <w:pPr>
+        <w:numPr>
+          <w:ilvl w:val="0"/>
+          <w:numId w:val="3"/>
+        </w:numPr>
+        <w:spacing w:before="100" w:beforeAutospacing="1" w:after="100" w:afterAutospacing="1" w:line="240" w:lineRule="auto"/>
+        <w:rPr>
+          <w:rFonts w:ascii="Times New Roman" w:eastAsia="Times New Roman" w:hAnsi="Times New Roman" w:cs="Times New Roman"/>
+          <w:sz w:val="24"/>
+          <w:szCs w:val="24"/>
+          <w:lang w:eastAsia="en-IN"/>
+        </w:rPr>
+      </w:pPr>
+      <w:r>
+        <w:rPr>
+          <w:rFonts w:ascii="Times New Roman" w:eastAsia="Times New Roman" w:hAnsi="Times New Roman" w:cs="Times New Roman"/>
+          <w:sz w:val="24"/>
+          <w:szCs w:val="24"/>
+          <w:lang w:eastAsia="en-IN"/>
+        </w:rPr>
+        <w:t xml:space="preserve">As a </w:t>
+      </w:r>
+      <w:r>
+        <w:rPr>
+          <w:rFonts w:ascii="Times New Roman" w:eastAsia="Times New Roman" w:hAnsi="Times New Roman" w:cs="Times New Roman"/>
+          <w:b/>
+          <w:bCs/>
+          <w:sz w:val="24"/>
+          <w:szCs w:val="24"/>
+          <w:lang w:eastAsia="en-IN"/>
+        </w:rPr>
+        <w:t>user</w:t>
+      </w:r>
+      <w:r>
+        <w:rPr>
+          <w:rFonts w:ascii="Times New Roman" w:eastAsia="Times New Roman" w:hAnsi="Times New Roman" w:cs="Times New Roman"/>
+          <w:sz w:val="24"/>
+          <w:szCs w:val="24"/>
+          <w:lang w:eastAsia="en-IN"/>
+        </w:rPr>
+        <w:t xml:space="preserve">, I want to search for a specific constituency or candidate to get detailed information. </w:t>
+      </w:r>
+    </w:p>
+    <w:p>
+      <w:pPr>
+        <w:numPr>
+          <w:ilvl w:val="0"/>
+          <w:numId w:val="3"/>
+        </w:numPr>
+        <w:spacing w:before="100" w:beforeAutospacing="1" w:after="100" w:afterAutospacing="1" w:line="240" w:lineRule="auto"/>
+        <w:rPr>
+          <w:rFonts w:ascii="Times New Roman" w:eastAsia="Times New Roman" w:hAnsi="Times New Roman" w:cs="Times New Roman"/>
+          <w:sz w:val="24"/>
+          <w:szCs w:val="24"/>
+          <w:lang w:eastAsia="en-IN"/>
+        </w:rPr>
+      </w:pPr>
+      <w:r>
+        <w:rPr>
+          <w:rFonts w:ascii="Times New Roman" w:eastAsia="Times New Roman" w:hAnsi="Times New Roman" w:cs="Times New Roman"/>
+          <w:sz w:val="24"/>
+          <w:szCs w:val="24"/>
+          <w:lang w:eastAsia="en-IN"/>
+        </w:rPr>
+        <w:t xml:space="preserve">As a </w:t>
+      </w:r>
+      <w:r>
+        <w:rPr>
+          <w:rFonts w:ascii="Times New Roman" w:eastAsia="Times New Roman" w:hAnsi="Times New Roman" w:cs="Times New Roman"/>
+          <w:b/>
+          <w:bCs/>
+          <w:sz w:val="24"/>
+          <w:szCs w:val="24"/>
+          <w:lang w:eastAsia="en-IN"/>
+        </w:rPr>
+        <w:t>user</w:t>
+      </w:r>
+      <w:r>
+        <w:rPr>
+          <w:rFonts w:ascii="Times New Roman" w:eastAsia="Times New Roman" w:hAnsi="Times New Roman" w:cs="Times New Roman"/>
+          <w:sz w:val="24"/>
+          <w:szCs w:val="24"/>
+          <w:lang w:eastAsia="en-IN"/>
+        </w:rPr>
+        <w:t xml:space="preserve">, I want a simple and clear dashboard interface so that I can understand the data easily. </w:t>
+      </w:r>
+    </w:p>
+    <w:p>
+      <w:pPr>
+        <w:numPr>
+          <w:ilvl w:val="0"/>
+          <w:numId w:val="3"/>
+        </w:numPr>
+        <w:spacing w:before="100" w:beforeAutospacing="1" w:after="100" w:afterAutospacing="1" w:line="240" w:lineRule="auto"/>
+        <w:rPr>
+          <w:rFonts w:ascii="Times New Roman" w:eastAsia="Times New Roman" w:hAnsi="Times New Roman" w:cs="Times New Roman"/>
+          <w:sz w:val="24"/>
+          <w:szCs w:val="24"/>
+          <w:lang w:eastAsia="en-IN"/>
+        </w:rPr>
+      </w:pPr>
+      <w:r>
+        <w:rPr>
+          <w:rFonts w:ascii="Times New Roman" w:eastAsia="Times New Roman" w:hAnsi="Times New Roman" w:cs="Times New Roman"/>
+          <w:sz w:val="24"/>
+          <w:szCs w:val="24"/>
+          <w:lang w:eastAsia="en-IN"/>
+        </w:rPr>
+        <w:t xml:space="preserve">As an </w:t>
+      </w:r>
+      <w:r>
+        <w:rPr>
+          <w:rFonts w:ascii="Times New Roman" w:eastAsia="Times New Roman" w:hAnsi="Times New Roman" w:cs="Times New Roman"/>
+          <w:b/>
+          <w:bCs/>
+          <w:sz w:val="24"/>
+          <w:szCs w:val="24"/>
+          <w:lang w:eastAsia="en-IN"/>
+        </w:rPr>
+        <w:t>admin</w:t>
+      </w:r>
+      <w:r>
+        <w:rPr>
+          <w:rFonts w:ascii="Times New Roman" w:eastAsia="Times New Roman" w:hAnsi="Times New Roman" w:cs="Times New Roman"/>
+          <w:sz w:val="24"/>
+          <w:szCs w:val="24"/>
+          <w:lang w:eastAsia="en-IN"/>
+        </w:rPr>
+        <w:t xml:space="preserve">, I want to update vote counts in real time so that users receive accurate information. </w:t>
+      </w:r>
+    </w:p>
+    <w:p>
+      <w:pPr>
+        <w:numPr>
+          <w:ilvl w:val="0"/>
+          <w:numId w:val="3"/>
+        </w:numPr>
+        <w:spacing w:before="100" w:beforeAutospacing="1" w:after="100" w:afterAutospacing="1" w:line="240" w:lineRule="auto"/>
+        <w:rPr>
+          <w:rFonts w:ascii="Times New Roman" w:eastAsia="Times New Roman" w:hAnsi="Times New Roman" w:cs="Times New Roman"/>
+          <w:sz w:val="24"/>
+          <w:szCs w:val="24"/>
+          <w:lang w:eastAsia="en-IN"/>
+        </w:rPr>
+      </w:pPr>
+      <w:r>
+        <w:rPr>
+          <w:rFonts w:ascii="Times New Roman" w:eastAsia="Times New Roman" w:hAnsi="Times New Roman" w:cs="Times New Roman"/>
+          <w:sz w:val="24"/>
+          <w:szCs w:val="24"/>
+          <w:lang w:eastAsia="en-IN"/>
+        </w:rPr>
+        <w:t xml:space="preserve">As an </w:t>
+      </w:r>
+      <w:r>
+        <w:rPr>
+          <w:rFonts w:ascii="Times New Roman" w:eastAsia="Times New Roman" w:hAnsi="Times New Roman" w:cs="Times New Roman"/>
+          <w:b/>
+          <w:bCs/>
+          <w:sz w:val="24"/>
+          <w:szCs w:val="24"/>
+          <w:lang w:eastAsia="en-IN"/>
+        </w:rPr>
+        <w:t>admin</w:t>
+      </w:r>
+      <w:r>
+        <w:rPr>
+          <w:rFonts w:ascii="Times New Roman" w:eastAsia="Times New Roman" w:hAnsi="Times New Roman" w:cs="Times New Roman"/>
+          <w:sz w:val="24"/>
+          <w:szCs w:val="24"/>
+          <w:lang w:eastAsia="en-IN"/>
+        </w:rPr>
+        <w:t xml:space="preserve">, I want to manage candidate and constituency data efficiently. </w:t>
+      </w:r>
+    </w:p>
+    <w:p>
+      <w:pPr>
+        <w:ind w:left="360"/>
+        <w:rPr>
+          <w:rFonts w:ascii="Times New Roman" w:hAnsi="Times New Roman" w:cs="Times New Roman"/>
+          <w:sz w:val="24"/>
+          <w:szCs w:val="24"/>
+          <w:lang w:val="en-US"/>
+        </w:rPr>
+      </w:pPr>
+    </w:p>
+    <w:p>
+      <w:pPr>
+        <w:pStyle w:val="ListParagraph"/>
+        <w:numPr>
+          <w:ilvl w:val="0"/>
+          <w:numId w:val="2"/>
+        </w:numPr>
+        <w:rPr>
+          <w:rFonts w:ascii="Times New Roman" w:hAnsi="Times New Roman" w:cs="Times New Roman"/>
+          <w:b/>
+          <w:sz w:val="28"/>
+          <w:szCs w:val="28"/>
+          <w:lang w:val="en-US"/>
+        </w:rPr>
+      </w:pPr>
+      <w:r>
+        <w:rPr>
+          <w:rFonts w:ascii="Times New Roman" w:hAnsi="Times New Roman" w:cs="Times New Roman"/>
+          <w:b/>
+          <w:sz w:val="28"/>
+          <w:szCs w:val="28"/>
+          <w:lang w:val="en-US"/>
+        </w:rPr>
+        <w:t>Features</w:t>
+      </w:r>
+    </w:p>
+    <w:p>
+      <w:pPr>
+        <w:ind w:left="360"/>
+        <w:rPr>
+          <w:rFonts w:ascii="Times New Roman" w:hAnsi="Times New Roman" w:cs="Times New Roman"/>
+          <w:sz w:val="24"/>
+          <w:szCs w:val="24"/>
+          <w:lang w:val="en-US"/>
+        </w:rPr>
+      </w:pPr>
+      <w:r>
+        <w:rPr>
+          <w:rFonts w:ascii="Times New Roman" w:hAnsi="Times New Roman" w:cs="Times New Roman"/>
+          <w:sz w:val="24"/>
+          <w:szCs w:val="24"/>
+          <w:lang w:val="en-US"/>
+        </w:rPr>
+        <w:t>The features of the project are</w:t>
+      </w:r>
+      <w:r>
+        <w:rPr>
+          <w:rFonts w:ascii="Times New Roman" w:hAnsi="Times New Roman" w:cs="Times New Roman"/>
+          <w:sz w:val="24"/>
+          <w:szCs w:val="24"/>
+          <w:lang w:val="en-US"/>
+        </w:rPr>
+        <w:t>:</w:t>
+      </w:r>
+    </w:p>
+    <w:p>
+      <w:pPr>
+        <w:numPr>
+          <w:ilvl w:val="0"/>
+          <w:numId w:val="4"/>
+        </w:numPr>
+        <w:tabs>
+          <w:tab w:val="clear" w:pos="720"/>
+          <w:tab w:val="num" w:pos="1080"/>
+        </w:tabs>
+        <w:spacing w:after="0" w:line="240" w:lineRule="auto"/>
+        <w:ind w:left="1080"/>
+        <w:rPr>
+          <w:rFonts w:ascii="Times New Roman" w:eastAsia="Times New Roman" w:hAnsi="Times New Roman" w:cs="Times New Roman"/>
+          <w:sz w:val="24"/>
+          <w:szCs w:val="24"/>
+          <w:lang w:eastAsia="en-IN"/>
+        </w:rPr>
+      </w:pPr>
+      <w:r>
+        <w:rPr>
+          <w:rFonts w:ascii="Times New Roman" w:eastAsia="Times New Roman" w:hAnsi="Times New Roman" w:cs="Times New Roman"/>
+          <w:b/>
+          <w:bCs/>
+          <w:sz w:val="24"/>
+          <w:szCs w:val="24"/>
+          <w:lang w:eastAsia="en-IN"/>
+        </w:rPr>
+        <w:t>Live Vote Count:</w:t>
+      </w:r>
+      <w:r>
+        <w:rPr>
+          <w:rFonts w:ascii="Times New Roman" w:eastAsia="Times New Roman" w:hAnsi="Times New Roman" w:cs="Times New Roman"/>
+          <w:sz w:val="24"/>
+          <w:szCs w:val="24"/>
+          <w:lang w:eastAsia="en-IN"/>
+        </w:rPr>
+        <w:t xml:space="preserve"> The dashboard shows the vote count of each candidate as it updates. </w:t>
+      </w:r>
+    </w:p>
+    <w:p>
+      <w:pPr>
+        <w:spacing w:after="0" w:line="240" w:lineRule="auto"/>
+        <w:ind w:left="1080"/>
+        <w:rPr>
+          <w:rFonts w:ascii="Times New Roman" w:eastAsia="Times New Roman" w:hAnsi="Times New Roman" w:cs="Times New Roman"/>
+          <w:sz w:val="24"/>
+          <w:szCs w:val="24"/>
+          <w:lang w:eastAsia="en-IN"/>
+        </w:rPr>
+      </w:pPr>
+    </w:p>
+    <w:p>
+      <w:pPr>
+        <w:numPr>
+          <w:ilvl w:val="0"/>
+          <w:numId w:val="4"/>
+        </w:numPr>
+        <w:tabs>
+          <w:tab w:val="clear" w:pos="720"/>
+          <w:tab w:val="num" w:pos="1080"/>
+        </w:tabs>
+        <w:spacing w:after="0" w:line="240" w:lineRule="auto"/>
+        <w:ind w:left="1080"/>
+        <w:rPr>
+          <w:rFonts w:ascii="Times New Roman" w:eastAsia="Times New Roman" w:hAnsi="Times New Roman" w:cs="Times New Roman"/>
+          <w:sz w:val="24"/>
+          <w:szCs w:val="24"/>
+          <w:lang w:eastAsia="en-IN"/>
+        </w:rPr>
+      </w:pPr>
+      <w:r>
+        <w:rPr>
+          <w:rFonts w:ascii="Times New Roman" w:eastAsia="Times New Roman" w:hAnsi="Times New Roman" w:cs="Times New Roman"/>
+          <w:b/>
+          <w:bCs/>
+          <w:sz w:val="24"/>
+          <w:szCs w:val="24"/>
+          <w:lang w:eastAsia="en-IN"/>
+        </w:rPr>
+        <w:t>All Constituencies Data:</w:t>
+      </w:r>
+      <w:r>
+        <w:rPr>
+          <w:rFonts w:ascii="Times New Roman" w:eastAsia="Times New Roman" w:hAnsi="Times New Roman" w:cs="Times New Roman"/>
+          <w:sz w:val="24"/>
+          <w:szCs w:val="24"/>
+          <w:lang w:eastAsia="en-IN"/>
+        </w:rPr>
+        <w:t xml:space="preserve"> Users can see the results of all 234 constituencies in one place. </w:t>
+      </w:r>
+    </w:p>
+    <w:p>
+      <w:pPr>
+        <w:spacing w:after="0" w:line="240" w:lineRule="auto"/>
+        <w:rPr>
+          <w:rFonts w:ascii="Times New Roman" w:eastAsia="Times New Roman" w:hAnsi="Times New Roman" w:cs="Times New Roman"/>
+          <w:sz w:val="24"/>
+          <w:szCs w:val="24"/>
+          <w:lang w:eastAsia="en-IN"/>
+        </w:rPr>
+      </w:pPr>
+    </w:p>
+    <w:p>
+      <w:pPr>
+        <w:numPr>
+          <w:ilvl w:val="0"/>
+          <w:numId w:val="4"/>
+        </w:numPr>
+        <w:tabs>
+          <w:tab w:val="clear" w:pos="720"/>
+          <w:tab w:val="num" w:pos="1080"/>
+        </w:tabs>
+        <w:spacing w:after="0" w:line="240" w:lineRule="auto"/>
+        <w:ind w:left="1080"/>
+        <w:rPr>
+          <w:rFonts w:ascii="Times New Roman" w:eastAsia="Times New Roman" w:hAnsi="Times New Roman" w:cs="Times New Roman"/>
+          <w:sz w:val="24"/>
+          <w:szCs w:val="24"/>
+          <w:lang w:eastAsia="en-IN"/>
+        </w:rPr>
+      </w:pPr>
+      <w:r>
+        <w:rPr>
+          <w:rFonts w:ascii="Times New Roman" w:eastAsia="Times New Roman" w:hAnsi="Times New Roman" w:cs="Times New Roman"/>
+          <w:b/>
+          <w:bCs/>
+          <w:sz w:val="24"/>
+          <w:szCs w:val="24"/>
+          <w:lang w:eastAsia="en-IN"/>
+        </w:rPr>
+        <w:lastRenderedPageBreak/>
+        <w:t>Filter by Party:</w:t>
+      </w:r>
+      <w:r>
+        <w:rPr>
+          <w:rFonts w:ascii="Times New Roman" w:eastAsia="Times New Roman" w:hAnsi="Times New Roman" w:cs="Times New Roman"/>
+          <w:sz w:val="24"/>
+          <w:szCs w:val="24"/>
+          <w:lang w:eastAsia="en-IN"/>
+        </w:rPr>
+        <w:t xml:space="preserve"> Users can filter candidates based on their political party. </w:t>
+      </w:r>
+    </w:p>
+    <w:p>
+      <w:pPr>
+        <w:spacing w:after="0" w:line="240" w:lineRule="auto"/>
+        <w:rPr>
+          <w:rFonts w:ascii="Times New Roman" w:eastAsia="Times New Roman" w:hAnsi="Times New Roman" w:cs="Times New Roman"/>
+          <w:sz w:val="24"/>
+          <w:szCs w:val="24"/>
+          <w:lang w:eastAsia="en-IN"/>
+        </w:rPr>
+      </w:pPr>
+    </w:p>
+    <w:p>
+      <w:pPr>
+        <w:numPr>
+          <w:ilvl w:val="0"/>
+          <w:numId w:val="4"/>
+        </w:numPr>
+        <w:tabs>
+          <w:tab w:val="clear" w:pos="720"/>
+          <w:tab w:val="num" w:pos="1080"/>
+        </w:tabs>
+        <w:spacing w:after="0" w:line="240" w:lineRule="auto"/>
+        <w:ind w:left="1080"/>
+        <w:rPr>
+          <w:rFonts w:ascii="Times New Roman" w:eastAsia="Times New Roman" w:hAnsi="Times New Roman" w:cs="Times New Roman"/>
+          <w:sz w:val="24"/>
+          <w:szCs w:val="24"/>
+          <w:lang w:eastAsia="en-IN"/>
+        </w:rPr>
+      </w:pPr>
+      <w:r>
+        <w:rPr>
+          <w:rFonts w:ascii="Times New Roman" w:eastAsia="Times New Roman" w:hAnsi="Times New Roman" w:cs="Times New Roman"/>
+          <w:b/>
+          <w:bCs/>
+          <w:sz w:val="24"/>
+          <w:szCs w:val="24"/>
+          <w:lang w:eastAsia="en-IN"/>
+        </w:rPr>
+        <w:t>Search Option:</w:t>
+      </w:r>
+      <w:r>
+        <w:rPr>
+          <w:rFonts w:ascii="Times New Roman" w:eastAsia="Times New Roman" w:hAnsi="Times New Roman" w:cs="Times New Roman"/>
+          <w:sz w:val="24"/>
+          <w:szCs w:val="24"/>
+          <w:lang w:eastAsia="en-IN"/>
+        </w:rPr>
+        <w:t xml:space="preserve"> Users can search for a particular candidate or constituency. </w:t>
+      </w:r>
+    </w:p>
+    <w:p>
+      <w:pPr>
+        <w:spacing w:after="0" w:line="240" w:lineRule="auto"/>
+        <w:rPr>
+          <w:rFonts w:ascii="Times New Roman" w:eastAsia="Times New Roman" w:hAnsi="Times New Roman" w:cs="Times New Roman"/>
+          <w:sz w:val="24"/>
+          <w:szCs w:val="24"/>
+          <w:lang w:eastAsia="en-IN"/>
+        </w:rPr>
+      </w:pPr>
+    </w:p>
+    <w:p>
+      <w:pPr>
+        <w:numPr>
+          <w:ilvl w:val="0"/>
+          <w:numId w:val="4"/>
+        </w:numPr>
+        <w:tabs>
+          <w:tab w:val="clear" w:pos="720"/>
+          <w:tab w:val="num" w:pos="1080"/>
+        </w:tabs>
+        <w:spacing w:after="0" w:line="240" w:lineRule="auto"/>
+        <w:ind w:left="1080"/>
+        <w:rPr>
+          <w:rFonts w:ascii="Times New Roman" w:eastAsia="Times New Roman" w:hAnsi="Times New Roman" w:cs="Times New Roman"/>
+          <w:sz w:val="24"/>
+          <w:szCs w:val="24"/>
+          <w:lang w:eastAsia="en-IN"/>
+        </w:rPr>
+      </w:pPr>
+      <w:r>
+        <w:rPr>
+          <w:rFonts w:ascii="Times New Roman" w:eastAsia="Times New Roman" w:hAnsi="Times New Roman" w:cs="Times New Roman"/>
+          <w:b/>
+          <w:bCs/>
+          <w:sz w:val="24"/>
+          <w:szCs w:val="24"/>
+          <w:lang w:eastAsia="en-IN"/>
+        </w:rPr>
+        <w:t>Simple Dashboard:</w:t>
+      </w:r>
+      <w:r>
+        <w:rPr>
+          <w:rFonts w:ascii="Times New Roman" w:eastAsia="Times New Roman" w:hAnsi="Times New Roman" w:cs="Times New Roman"/>
+          <w:sz w:val="24"/>
+          <w:szCs w:val="24"/>
+          <w:lang w:eastAsia="en-IN"/>
+        </w:rPr>
+        <w:t xml:space="preserve"> The dashboard is easy to understand and use. </w:t>
+      </w:r>
+    </w:p>
+    <w:p>
+      <w:pPr>
+        <w:spacing w:after="0" w:line="240" w:lineRule="auto"/>
+        <w:rPr>
+          <w:rFonts w:ascii="Times New Roman" w:eastAsia="Times New Roman" w:hAnsi="Times New Roman" w:cs="Times New Roman"/>
+          <w:sz w:val="24"/>
+          <w:szCs w:val="24"/>
+          <w:lang w:eastAsia="en-IN"/>
+        </w:rPr>
+      </w:pPr>
+    </w:p>
+    <w:p>
+      <w:pPr>
+        <w:numPr>
+          <w:ilvl w:val="0"/>
+          <w:numId w:val="4"/>
+        </w:numPr>
+        <w:tabs>
+          <w:tab w:val="clear" w:pos="720"/>
+          <w:tab w:val="num" w:pos="1080"/>
+        </w:tabs>
+        <w:spacing w:after="0" w:line="240" w:lineRule="auto"/>
+        <w:ind w:left="1080"/>
+        <w:rPr>
+          <w:rFonts w:ascii="Times New Roman" w:eastAsia="Times New Roman" w:hAnsi="Times New Roman" w:cs="Times New Roman"/>
+          <w:sz w:val="24"/>
+          <w:szCs w:val="24"/>
+          <w:lang w:eastAsia="en-IN"/>
+        </w:rPr>
+      </w:pPr>
+      <w:r>
+        <w:rPr>
+          <w:rFonts w:ascii="Times New Roman" w:eastAsia="Times New Roman" w:hAnsi="Times New Roman" w:cs="Times New Roman"/>
+          <w:b/>
+          <w:bCs/>
+          <w:sz w:val="24"/>
+          <w:szCs w:val="24"/>
+          <w:lang w:eastAsia="en-IN"/>
+        </w:rPr>
+        <w:t>Works on Different Devices:</w:t>
+      </w:r>
+      <w:r>
+        <w:rPr>
+          <w:rFonts w:ascii="Times New Roman" w:eastAsia="Times New Roman" w:hAnsi="Times New Roman" w:cs="Times New Roman"/>
+          <w:sz w:val="24"/>
+          <w:szCs w:val="24"/>
+          <w:lang w:eastAsia="en-IN"/>
+        </w:rPr>
+        <w:t xml:space="preserve"> The website can be used on mobile, tablet, and desktop.</w:t>
+      </w:r>
+    </w:p>
+    <w:p>
+      <w:pPr>
+        <w:ind w:left="360"/>
+        <w:rPr>
+          <w:rFonts w:ascii="Times New Roman" w:hAnsi="Times New Roman" w:cs="Times New Roman"/>
+          <w:sz w:val="24"/>
+          <w:szCs w:val="24"/>
+          <w:lang w:val="en-US"/>
+        </w:rPr>
+      </w:pPr>
+    </w:p>
+    <w:p>
+      <w:pPr>
+        <w:rPr>
+          <w:rFonts w:ascii="Times New Roman" w:hAnsi="Times New Roman" w:cs="Times New Roman"/>
+          <w:b/>
+          <w:sz w:val="28"/>
+          <w:szCs w:val="28"/>
+          <w:lang w:val="en-US"/>
+        </w:rPr>
+      </w:pPr>
+      <w:bookmarkStart w:id="0" w:name="_GoBack"/>
+      <w:bookmarkEnd w:id="0"/>
     </w:p>
     <w:p>
       <w:pPr>
@@ -927,7 +1288,19 @@
       <w:rPr>
         <w:rFonts w:ascii="Times New Roman" w:hAnsi="Times New Roman" w:cs="Times New Roman"/>
       </w:rPr>
-      <w:t>Software Requirement Specification for Election Dash</w:t>
+      <w:t xml:space="preserve">Software Requirement Specification for </w:t>
+    </w:r>
+    <w:r>
+      <w:rPr>
+        <w:rFonts w:ascii="Times New Roman" w:hAnsi="Times New Roman" w:cs="Times New Roman"/>
+      </w:rPr>
+      <w:t xml:space="preserve">TN </w:t>
+    </w:r>
+    <w:r>
+      <w:rPr>
+        <w:rFonts w:ascii="Times New Roman" w:hAnsi="Times New Roman" w:cs="Times New Roman"/>
+      </w:rPr>
+      <w:t>Election Dash</w:t>
     </w:r>
     <w:r>
       <w:rPr>
@@ -968,6 +1341,304 @@
 <file path=word/numbering.xml><?xml version="1.0" encoding="utf-8"?>
 <w:numbering xmlns:wpc="http://schemas.microsoft.com/office/word/2010/wordprocessingCanvas" xmlns:cx="http://schemas.microsoft.com/office/drawing/2014/chartex" xmlns:mc="http://schemas.openxmlformats.org/markup-compatibility/2006" xmlns:o="urn:schemas-microsoft-com:office:office" xmlns:r="http://schemas.openxmlformats.org/officeDocument/2006/relationships" xmlns:m="http://schemas.openxmlformats.org/officeDocument/2006/math" xmlns:v="urn:schemas-microsoft-com:vml" xmlns:wp14="http://schemas.microsoft.com/office/word/2010/wordprocessingDrawing" xmlns:wp="http://schemas.openxmlformats.org/drawingml/2006/wordprocessingDrawing" xmlns:w10="urn:schemas-microsoft-com:office:word" xmlns:w="http://schemas.openxmlformats.org/wordprocessingml/2006/main" xmlns:w14="http://schemas.microsoft.com/office/word/2010/wordml" xmlns:w15="http://schemas.microsoft.com/office/word/2012/wordml" xmlns:w16se="http://schemas.microsoft.com/office/word/2015/wordml/symex" xmlns:wpg="http://schemas.microsoft.com/office/word/2010/wordprocessingGroup" xmlns:wpi="http://schemas.microsoft.com/office/word/2010/wordprocessingInk" xmlns:wne="http://schemas.microsoft.com/office/word/2006/wordml" xmlns:wps="http://schemas.microsoft.com/office/word/2010/wordprocessingShape" mc:Ignorable="w14 w15 w16se wp14">
   <w:abstractNum w:abstractNumId="0" w15:restartNumberingAfterBreak="0">
+    <w:nsid w:val="068C5291"/>
+    <w:multiLevelType w:val="multilevel"/>
+    <w:tmpl w:val="B6C8BF5E"/>
+    <w:lvl w:ilvl="0">
+      <w:start w:val="1"/>
+      <w:numFmt w:val="bullet"/>
+      <w:lvlText w:val=""/>
+      <w:lvlJc w:val="left"/>
+      <w:pPr>
+        <w:tabs>
+          <w:tab w:val="num" w:pos="1080"/>
+        </w:tabs>
+        <w:ind w:left="1080" w:hanging="360"/>
+      </w:pPr>
+      <w:rPr>
+        <w:rFonts w:ascii="Symbol" w:hAnsi="Symbol" w:hint="default"/>
+        <w:sz w:val="20"/>
+      </w:rPr>
+    </w:lvl>
+    <w:lvl w:ilvl="1" w:tentative="1">
+      <w:start w:val="1"/>
+      <w:numFmt w:val="bullet"/>
+      <w:lvlText w:val="o"/>
+      <w:lvlJc w:val="left"/>
+      <w:pPr>
+        <w:tabs>
+          <w:tab w:val="num" w:pos="1800"/>
+        </w:tabs>
+        <w:ind w:left="1800" w:hanging="360"/>
+      </w:pPr>
+      <w:rPr>
+        <w:rFonts w:ascii="Courier New" w:hAnsi="Courier New" w:hint="default"/>
+        <w:sz w:val="20"/>
+      </w:rPr>
+    </w:lvl>
+    <w:lvl w:ilvl="2" w:tentative="1">
+      <w:start w:val="1"/>
+      <w:numFmt w:val="bullet"/>
+      <w:lvlText w:val=""/>
+      <w:lvlJc w:val="left"/>
+      <w:pPr>
+        <w:tabs>
+          <w:tab w:val="num" w:pos="2520"/>
+        </w:tabs>
+        <w:ind w:left="2520" w:hanging="360"/>
+      </w:pPr>
+      <w:rPr>
+        <w:rFonts w:ascii="Wingdings" w:hAnsi="Wingdings" w:hint="default"/>
+        <w:sz w:val="20"/>
+      </w:rPr>
+    </w:lvl>
+    <w:lvl w:ilvl="3" w:tentative="1">
+      <w:start w:val="1"/>
+      <w:numFmt w:val="bullet"/>
+      <w:lvlText w:val=""/>
+      <w:lvlJc w:val="left"/>
+      <w:pPr>
+        <w:tabs>
+          <w:tab w:val="num" w:pos="3240"/>
+        </w:tabs>
+        <w:ind w:left="3240" w:hanging="360"/>
+      </w:pPr>
+      <w:rPr>
+        <w:rFonts w:ascii="Wingdings" w:hAnsi="Wingdings" w:hint="default"/>
+        <w:sz w:val="20"/>
+      </w:rPr>
+    </w:lvl>
+    <w:lvl w:ilvl="4" w:tentative="1">
+      <w:start w:val="1"/>
+      <w:numFmt w:val="bullet"/>
+      <w:lvlText w:val=""/>
+      <w:lvlJc w:val="left"/>
+      <w:pPr>
+        <w:tabs>
+          <w:tab w:val="num" w:pos="3960"/>
+        </w:tabs>
+        <w:ind w:left="3960" w:hanging="360"/>
+      </w:pPr>
+      <w:rPr>
+        <w:rFonts w:ascii="Wingdings" w:hAnsi="Wingdings" w:hint="default"/>
+        <w:sz w:val="20"/>
+      </w:rPr>
+    </w:lvl>
+    <w:lvl w:ilvl="5" w:tentative="1">
+      <w:start w:val="1"/>
+      <w:numFmt w:val="bullet"/>
+      <w:lvlText w:val=""/>
+      <w:lvlJc w:val="left"/>
+      <w:pPr>
+        <w:tabs>
+          <w:tab w:val="num" w:pos="4680"/>
+        </w:tabs>
+        <w:ind w:left="4680" w:hanging="360"/>
+      </w:pPr>
+      <w:rPr>
+        <w:rFonts w:ascii="Wingdings" w:hAnsi="Wingdings" w:hint="default"/>
+        <w:sz w:val="20"/>
+      </w:rPr>
+    </w:lvl>
+    <w:lvl w:ilvl="6" w:tentative="1">
+      <w:start w:val="1"/>
+      <w:numFmt w:val="bullet"/>
+      <w:lvlText w:val=""/>
+      <w:lvlJc w:val="left"/>
+      <w:pPr>
+        <w:tabs>
+          <w:tab w:val="num" w:pos="5400"/>
+        </w:tabs>
+        <w:ind w:left="5400" w:hanging="360"/>
+      </w:pPr>
+      <w:rPr>
+        <w:rFonts w:ascii="Wingdings" w:hAnsi="Wingdings" w:hint="default"/>
+        <w:sz w:val="20"/>
+      </w:rPr>
+    </w:lvl>
+    <w:lvl w:ilvl="7" w:tentative="1">
+      <w:start w:val="1"/>
+      <w:numFmt w:val="bullet"/>
+      <w:lvlText w:val=""/>
+      <w:lvlJc w:val="left"/>
+      <w:pPr>
+        <w:tabs>
+          <w:tab w:val="num" w:pos="6120"/>
+        </w:tabs>
+        <w:ind w:left="6120" w:hanging="360"/>
+      </w:pPr>
+      <w:rPr>
+        <w:rFonts w:ascii="Wingdings" w:hAnsi="Wingdings" w:hint="default"/>
+        <w:sz w:val="20"/>
+      </w:rPr>
+    </w:lvl>
+    <w:lvl w:ilvl="8" w:tentative="1">
+      <w:start w:val="1"/>
+      <w:numFmt w:val="bullet"/>
+      <w:lvlText w:val=""/>
+      <w:lvlJc w:val="left"/>
+      <w:pPr>
+        <w:tabs>
+          <w:tab w:val="num" w:pos="6840"/>
+        </w:tabs>
+        <w:ind w:left="6840" w:hanging="360"/>
+      </w:pPr>
+      <w:rPr>
+        <w:rFonts w:ascii="Wingdings" w:hAnsi="Wingdings" w:hint="default"/>
+        <w:sz w:val="20"/>
+      </w:rPr>
+    </w:lvl>
+  </w:abstractNum>
+  <w:abstractNum w:abstractNumId="1" w15:restartNumberingAfterBreak="0">
+    <w:nsid w:val="496B49AD"/>
+    <w:multiLevelType w:val="multilevel"/>
+    <w:tmpl w:val="8A8A5B12"/>
+    <w:lvl w:ilvl="0">
+      <w:start w:val="1"/>
+      <w:numFmt w:val="bullet"/>
+      <w:lvlText w:val=""/>
+      <w:lvlJc w:val="left"/>
+      <w:pPr>
+        <w:tabs>
+          <w:tab w:val="num" w:pos="720"/>
+        </w:tabs>
+        <w:ind w:left="720" w:hanging="360"/>
+      </w:pPr>
+      <w:rPr>
+        <w:rFonts w:ascii="Symbol" w:hAnsi="Symbol" w:hint="default"/>
+        <w:sz w:val="20"/>
+      </w:rPr>
+    </w:lvl>
+    <w:lvl w:ilvl="1">
+      <w:start w:val="1"/>
+      <w:numFmt w:val="bullet"/>
+      <w:lvlText w:val="o"/>
+      <w:lvlJc w:val="left"/>
+      <w:pPr>
+        <w:tabs>
+          <w:tab w:val="num" w:pos="1440"/>
+        </w:tabs>
+        <w:ind w:left="1440" w:hanging="360"/>
+      </w:pPr>
+      <w:rPr>
+        <w:rFonts w:ascii="Courier New" w:hAnsi="Courier New" w:hint="default"/>
+        <w:sz w:val="20"/>
+      </w:rPr>
+    </w:lvl>
+    <w:lvl w:ilvl="2">
+      <w:start w:val="1"/>
+      <w:numFmt w:val="bullet"/>
+      <w:lvlText w:val=""/>
+      <w:lvlJc w:val="left"/>
+      <w:pPr>
+        <w:tabs>
+          <w:tab w:val="num" w:pos="2160"/>
+        </w:tabs>
+        <w:ind w:left="2160" w:hanging="360"/>
+      </w:pPr>
+      <w:rPr>
+        <w:rFonts w:ascii="Wingdings" w:hAnsi="Wingdings" w:hint="default"/>
+        <w:sz w:val="20"/>
+      </w:rPr>
+    </w:lvl>
+    <w:lvl w:ilvl="3">
+      <w:start w:val="1"/>
+      <w:numFmt w:val="bullet"/>
+      <w:lvlText w:val=""/>
+      <w:lvlJc w:val="left"/>
+      <w:pPr>
+        <w:tabs>
+          <w:tab w:val="num" w:pos="2880"/>
+        </w:tabs>
+        <w:ind w:left="2880" w:hanging="360"/>
+      </w:pPr>
+      <w:rPr>
+        <w:rFonts w:ascii="Wingdings" w:hAnsi="Wingdings" w:hint="default"/>
+        <w:sz w:val="20"/>
+      </w:rPr>
+    </w:lvl>
+    <w:lvl w:ilvl="4">
+      <w:start w:val="1"/>
+      <w:numFmt w:val="bullet"/>
+      <w:lvlText w:val=""/>
+      <w:lvlJc w:val="left"/>
+      <w:pPr>
+        <w:tabs>
+          <w:tab w:val="num" w:pos="3600"/>
+        </w:tabs>
+        <w:ind w:left="3600" w:hanging="360"/>
+      </w:pPr>
+      <w:rPr>
+        <w:rFonts w:ascii="Wingdings" w:hAnsi="Wingdings" w:hint="default"/>
+        <w:sz w:val="20"/>
+      </w:rPr>
+    </w:lvl>
+    <w:lvl w:ilvl="5">
+      <w:start w:val="1"/>
+      <w:numFmt w:val="bullet"/>
+      <w:lvlText w:val=""/>
+      <w:lvlJc w:val="left"/>
+      <w:pPr>
+        <w:tabs>
+          <w:tab w:val="num" w:pos="4320"/>
+        </w:tabs>
+        <w:ind w:left="4320" w:hanging="360"/>
+      </w:pPr>
+      <w:rPr>
+        <w:rFonts w:ascii="Wingdings" w:hAnsi="Wingdings" w:hint="default"/>
+        <w:sz w:val="20"/>
+      </w:rPr>
+    </w:lvl>
+    <w:lvl w:ilvl="6">
+      <w:start w:val="1"/>
+      <w:numFmt w:val="bullet"/>
+      <w:lvlText w:val=""/>
+      <w:lvlJc w:val="left"/>
+      <w:pPr>
+        <w:tabs>
+          <w:tab w:val="num" w:pos="5040"/>
+        </w:tabs>
+        <w:ind w:left="5040" w:hanging="360"/>
+      </w:pPr>
+      <w:rPr>
+        <w:rFonts w:ascii="Wingdings" w:hAnsi="Wingdings" w:hint="default"/>
+        <w:sz w:val="20"/>
+      </w:rPr>
+    </w:lvl>
+    <w:lvl w:ilvl="7">
+      <w:start w:val="1"/>
+      <w:numFmt w:val="bullet"/>
+      <w:lvlText w:val=""/>
+      <w:lvlJc w:val="left"/>
+      <w:pPr>
+        <w:tabs>
+          <w:tab w:val="num" w:pos="5760"/>
+        </w:tabs>
+        <w:ind w:left="5760" w:hanging="360"/>
+      </w:pPr>
+      <w:rPr>
+        <w:rFonts w:ascii="Wingdings" w:hAnsi="Wingdings" w:hint="default"/>
+        <w:sz w:val="20"/>
+      </w:rPr>
+    </w:lvl>
+    <w:lvl w:ilvl="8" w:tentative="1">
+      <w:start w:val="1"/>
+      <w:numFmt w:val="bullet"/>
+      <w:lvlText w:val=""/>
+      <w:lvlJc w:val="left"/>
+      <w:pPr>
+        <w:tabs>
+          <w:tab w:val="num" w:pos="6480"/>
+        </w:tabs>
+        <w:ind w:left="6480" w:hanging="360"/>
+      </w:pPr>
+      <w:rPr>
+        <w:rFonts w:ascii="Wingdings" w:hAnsi="Wingdings" w:hint="default"/>
+        <w:sz w:val="20"/>
+      </w:rPr>
+    </w:lvl>
+  </w:abstractNum>
+  <w:abstractNum w:abstractNumId="2" w15:restartNumberingAfterBreak="0">
     <w:nsid w:val="4D82455B"/>
     <w:multiLevelType w:val="multilevel"/>
     <w:tmpl w:val="4009001F"/>
@@ -1053,7 +1724,7 @@
       </w:pPr>
     </w:lvl>
   </w:abstractNum>
-  <w:abstractNum w:abstractNumId="1" w15:restartNumberingAfterBreak="0">
+  <w:abstractNum w:abstractNumId="3" w15:restartNumberingAfterBreak="0">
     <w:nsid w:val="54952346"/>
     <w:multiLevelType w:val="multilevel"/>
     <w:tmpl w:val="4009001F"/>
@@ -1140,10 +1811,16 @@
     </w:lvl>
   </w:abstractNum>
   <w:num w:numId="1">
-    <w:abstractNumId w:val="1"/>
+    <w:abstractNumId w:val="3"/>
   </w:num>
   <w:num w:numId="2">
+    <w:abstractNumId w:val="2"/>
+  </w:num>
+  <w:num w:numId="3">
     <w:abstractNumId w:val="0"/>
+  </w:num>
+  <w:num w:numId="4">
+    <w:abstractNumId w:val="1"/>
   </w:num>
 </w:numbering>
 </file>
@@ -1624,6 +2301,34 @@
       <w:contextualSpacing/>
     </w:pPr>
   </w:style>
+  <w:style w:type="paragraph" w:styleId="NormalWeb">
+    <w:name w:val="Normal (Web)"/>
+    <w:basedOn w:val="Normal"/>
+    <w:uiPriority w:val="99"/>
+    <w:semiHidden/>
+    <w:unhideWhenUsed/>
+    <w:rsid w:val="002D5D62"/>
+    <w:pPr>
+      <w:spacing w:before="100" w:beforeAutospacing="1" w:after="100" w:afterAutospacing="1" w:line="240" w:lineRule="auto"/>
+    </w:pPr>
+    <w:rPr>
+      <w:rFonts w:ascii="Times New Roman" w:eastAsia="Times New Roman" w:hAnsi="Times New Roman" w:cs="Times New Roman"/>
+      <w:sz w:val="24"/>
+      <w:szCs w:val="24"/>
+      <w:lang w:eastAsia="en-IN"/>
+    </w:rPr>
+  </w:style>
+  <w:style w:type="character" w:styleId="Strong">
+    <w:name w:val="Strong"/>
+    <w:basedOn w:val="DefaultParagraphFont"/>
+    <w:uiPriority w:val="22"/>
+    <w:qFormat/>
+    <w:rsid w:val="002D5D62"/>
+    <w:rPr>
+      <w:b/>
+      <w:bCs/>
+    </w:rPr>
+  </w:style>
 </w:styles>
 </file>
 
